--- a/artifacts/HR-02/build/resume-ca-002.docx
+++ b/artifacts/HR-02/build/resume-ca-002.docx
@@ -104,7 +104,7 @@
         </w:numPr>
       </w:pPr>
       <w:r>
-        <w:t xml:space="preserve">Own the delivery path for a platform group, which is build, verification and release, including the checks that gate a release.</w:t>
+        <w:t xml:space="preserve">Own the delivery path for a platform group of about nine people, which is build, verification and release, including the checks that gate a release.</w:t>
       </w:r>
     </w:p>
     <w:p>
@@ -116,7 +116,7 @@
         </w:numPr>
       </w:pPr>
       <w:r>
-        <w:t xml:space="preserve">Built and ran the verification harness for the group’s ingest rebuild, and owned the question of how anyone would know the new aggregation was right.</w:t>
+        <w:t xml:space="preserve">Built and ran the verification harness for the group’s move of a nightly aggregation onto streaming pipelines, and owned the question of how anyone would know the new one was right.</w:t>
       </w:r>
     </w:p>
     <w:p>
@@ -143,6 +143,18 @@
         <w:t xml:space="preserve">Ran the harness myself for teams that had not asked for it, reporting only what was actionable, until three of the four asked for control of it.</w:t>
       </w:r>
     </w:p>
+    <w:p>
+      <w:pPr>
+        <w:pStyle w:val="Compact"/>
+        <w:numPr>
+          <w:ilvl w:val="0"/>
+          <w:numId w:val="1002"/>
+        </w:numPr>
+      </w:pPr>
+      <w:r>
+        <w:t xml:space="preserve">Operate against a containerized estate with a service mesh in front of the internal traffic rather than having built it, and traced a duplicate delivery that looked like a bug in my own consumer to a retry policy at the mesh layer.</w:t>
+      </w:r>
+    </w:p>
     <w:bookmarkEnd w:id="10"/>
     <w:bookmarkStart w:id="11" w:name="X0e50335e428fa0582ddebf6a2be32554d09794f"/>
     <w:p>
@@ -162,7 +174,7 @@
         </w:numPr>
       </w:pPr>
       <w:r>
-        <w:t xml:space="preserve">Operated a containerized estate with a service mesh in front of the internal traffic, and carried the pager for it.</w:t>
+        <w:t xml:space="preserve">Ran the same shape of containerized platform and service mesh from the other side of it, and carried the pager.</w:t>
       </w:r>
     </w:p>
     <w:p>
@@ -174,7 +186,7 @@
         </w:numPr>
       </w:pPr>
       <w:r>
-        <w:t xml:space="preserve">Traced a duplicate delivery problem that looked like a bug in my own consumer to a retry policy set at the mesh layer, and started asking for the change log before debugging anything.</w:t>
+        <w:t xml:space="preserve">Built the observability a streaming settlement feed lacked, measuring what a consumer could act on rather than what the stages were doing.</w:t>
       </w:r>
     </w:p>
     <w:p>

--- a/artifacts/HR-02/build/resume-ca-002.docx
+++ b/artifacts/HR-02/build/resume-ca-002.docx
@@ -174,7 +174,7 @@
         </w:numPr>
       </w:pPr>
       <w:r>
-        <w:t xml:space="preserve">Ran the same shape of containerized platform and service mesh from the other side of it, and carried the pager.</w:t>
+        <w:t xml:space="preserve">Ran the same containerized platform from the other side of it, and carried the pager.</w:t>
       </w:r>
     </w:p>
     <w:p>

--- a/artifacts/HR-02/build/resume-ca-002.docx
+++ b/artifacts/HR-02/build/resume-ca-002.docx
@@ -32,7 +32,7 @@
         </w:numPr>
       </w:pPr>
       <w:r>
-        <w:t xml:space="preserve">Requisition ID: RQN-2026-0105</w:t>
+        <w:t xml:space="preserve">Requisition ID: RQN-2026-0106</w:t>
       </w:r>
     </w:p>
     <w:p>
@@ -44,7 +44,7 @@
         </w:numPr>
       </w:pPr>
       <w:r>
-        <w:t xml:space="preserve">Application date: 2026-02-19</w:t>
+        <w:t xml:space="preserve">Application date: 2026-03-05</w:t>
       </w:r>
     </w:p>
     <w:p>
@@ -73,7 +73,7 @@
         <w:pStyle w:val="FirstParagraph"/>
       </w:pPr>
       <w:r>
-        <w:t xml:space="preserve">Reliability and delivery engineer in a platform group of about nine people. My own area is build, verification and release, and the work I am proudest of is the verification harness behind our ingest rebuild. I want to move from beside the data path onto it. I write runbooks and change notes often and design documents rarely, and I would like that to change.</w:t>
+        <w:t xml:space="preserve">Delivery and supplier programs in a group of about nine people. My own area is the part of a plan somebody outside the company owns, and the work I am proudest of is reporting that told a customer whether they could do the thing they came to do yet. I write runbooks and status notes often and design documents rarely, and I would like that to change.</w:t>
       </w:r>
     </w:p>
     <w:bookmarkEnd w:id="9"/>
@@ -86,13 +86,13 @@
         <w:t xml:space="preserve">Experience</w:t>
       </w:r>
     </w:p>
-    <w:bookmarkStart w:id="10" w:name="X3ce4712bd67622c15a66c88f2b8c051fb846852"/>
+    <w:bookmarkStart w:id="10" w:name="Xef48d4432faaaa19bae2b57f294e6614c422e8c"/>
     <w:p>
       <w:pPr>
         <w:pStyle w:val="Heading3"/>
       </w:pPr>
       <w:r>
-        <w:t xml:space="preserve">Senior Software Engineer, a mid sized business software company, 4 years 1 month</w:t>
+        <w:t xml:space="preserve">Program Manager, a mid sized business services company, 5 years 1 month</w:t>
       </w:r>
     </w:p>
     <w:p>
@@ -104,7 +104,7 @@
         </w:numPr>
       </w:pPr>
       <w:r>
-        <w:t xml:space="preserve">Own the delivery path for a platform group of about nine people, which is build, verification and release, including the checks that gate a release.</w:t>
+        <w:t xml:space="preserve">Own the supplier side of the group’s delivery programs, which is vendor management and the parts of a plan we do not run ourselves.</w:t>
       </w:r>
     </w:p>
     <w:p>
@@ -116,7 +116,7 @@
         </w:numPr>
       </w:pPr>
       <w:r>
-        <w:t xml:space="preserve">Built and ran the verification harness for the group’s move of a nightly aggregation onto streaming pipelines, and owned the question of how anyone would know the new one was right.</w:t>
+        <w:t xml:space="preserve">Built the service level reporting that told four teams whether a supplier program was on track, and published only what each of them could act on rather than asking anybody to adopt a measure.</w:t>
       </w:r>
     </w:p>
     <w:p>
@@ -128,7 +128,7 @@
         </w:numPr>
       </w:pPr>
       <w:r>
-        <w:t xml:space="preserve">Escalated a silent deduplication the old job had been doing for years as a decision about what the numbers mean rather than as an engineering choice.</w:t>
+        <w:t xml:space="preserve">Held the move of a delivery model from one arrangement to two, running both in parallel for a period and comparing them by category rather than by ticket.</w:t>
       </w:r>
     </w:p>
     <w:p>
@@ -140,7 +140,7 @@
         </w:numPr>
       </w:pPr>
       <w:r>
-        <w:t xml:space="preserve">Ran the harness myself for teams that had not asked for it, reporting only what was actionable, until three of the four asked for control of it.</w:t>
+        <w:t xml:space="preserve">Escalated work the older arrangement had quietly absorbed and never recorded, as a question about what the service is rather than as a delivery choice.</w:t>
       </w:r>
     </w:p>
     <w:p>
@@ -152,17 +152,17 @@
         </w:numPr>
       </w:pPr>
       <w:r>
-        <w:t xml:space="preserve">Operate against a containerized estate with a service mesh in front of the internal traffic rather than having built it, and traced a duplicate delivery that looked like a bug in my own consumer to a retry policy at the mesh layer.</w:t>
+        <w:t xml:space="preserve">Stopped reporting our own phase and started reporting the customer’s, after sitting in on calls where complete meant a form sent and a fortnight of silence.</w:t>
       </w:r>
     </w:p>
     <w:bookmarkEnd w:id="10"/>
-    <w:bookmarkStart w:id="11" w:name="X0e50335e428fa0582ddebf6a2be32554d09794f"/>
+    <w:bookmarkStart w:id="11" w:name="Xef91b2684be7b946e948866e56de57b4eea5b1f"/>
     <w:p>
       <w:pPr>
         <w:pStyle w:val="Heading3"/>
       </w:pPr>
       <w:r>
-        <w:t xml:space="preserve">Site Reliability Engineer, a large payments processor, 3 years 6 months</w:t>
+        <w:t xml:space="preserve">Operations Analyst, a mid sized business services company, 3 years 4 months</w:t>
       </w:r>
     </w:p>
     <w:p>
@@ -174,7 +174,7 @@
         </w:numPr>
       </w:pPr>
       <w:r>
-        <w:t xml:space="preserve">Ran the same containerized platform from the other side of it, and carried the pager.</w:t>
+        <w:t xml:space="preserve">Ran the intake queue for a delivery group and wrote the first record it had of who had asked for what and when.</w:t>
       </w:r>
     </w:p>
     <w:p>
@@ -186,7 +186,7 @@
         </w:numPr>
       </w:pPr>
       <w:r>
-        <w:t xml:space="preserve">Built the observability a streaming settlement feed lacked, measuring what a consumer could act on rather than what the stages were doing.</w:t>
+        <w:t xml:space="preserve">Argued for a check that would block a request that had no owner, lost, and kept the warning it became until it caught something expensive.</w:t>
       </w:r>
     </w:p>
     <w:p>
@@ -198,17 +198,17 @@
         </w:numPr>
       </w:pPr>
       <w:r>
-        <w:t xml:space="preserve">Wrote the runbooks the on call rotation still uses.</w:t>
+        <w:t xml:space="preserve">Told the group lead which two of the six recurring reports would stop, and why, rather than carrying all of them badly.</w:t>
       </w:r>
     </w:p>
     <w:bookmarkEnd w:id="11"/>
-    <w:bookmarkStart w:id="12" w:name="X262b9f44894c56db45b551575fb379df1174867"/>
+    <w:bookmarkStart w:id="12" w:name="Xbffcd7bc26ee8b3291f337de30712ffa795c4bf"/>
     <w:p>
       <w:pPr>
         <w:pStyle w:val="Heading3"/>
       </w:pPr>
       <w:r>
-        <w:t xml:space="preserve">Software Engineer, a small business software company, 2 years 4 months</w:t>
+        <w:t xml:space="preserve">Onboarding Specialist, a small business services company, 2 years 2 months</w:t>
       </w:r>
     </w:p>
     <w:p>
@@ -220,7 +220,7 @@
         </w:numPr>
       </w:pPr>
       <w:r>
-        <w:t xml:space="preserve">Joined to write product code, fixed the part of the release process that hurt most, and then inherited the whole of it.</w:t>
+        <w:t xml:space="preserve">Took customers through their first weeks on a product and wrote the notes the next person used.</w:t>
       </w:r>
     </w:p>
     <w:p>
@@ -232,7 +232,7 @@
         </w:numPr>
       </w:pPr>
       <w:r>
-        <w:t xml:space="preserve">Added the first automated checks to a release that had none.</w:t>
+        <w:t xml:space="preserve">Handed it over with a runbook when the work moved to a larger team.</w:t>
       </w:r>
     </w:p>
     <w:bookmarkEnd w:id="12"/>
@@ -246,13 +246,13 @@
         <w:t xml:space="preserve">Education</w:t>
       </w:r>
     </w:p>
-    <w:bookmarkStart w:id="14" w:name="X828bb9a80a2702dc2434c4c213a22c0d352ac9c"/>
+    <w:bookmarkStart w:id="14" w:name="X1dea576c3fd51ae576e3c1ef2de4b22ebc09cf2"/>
     <w:p>
       <w:pPr>
         <w:pStyle w:val="Heading3"/>
       </w:pPr>
       <w:r>
-        <w:t xml:space="preserve">Bachelor’s degree in software engineering, a mid sized technical university</w:t>
+        <w:t xml:space="preserve">Bachelor’s degree in business administration, a mid sized public university</w:t>
       </w:r>
     </w:p>
     <w:p>
@@ -264,7 +264,7 @@
         </w:numPr>
       </w:pPr>
       <w:r>
-        <w:t xml:space="preserve">Industrial placement year in a systems administration team.</w:t>
+        <w:t xml:space="preserve">Placement year in a supplier operations team.</w:t>
       </w:r>
     </w:p>
     <w:bookmarkEnd w:id="14"/>

--- a/artifacts/HR-02/build/resume-ca-002.docx
+++ b/artifacts/HR-02/build/resume-ca-002.docx
@@ -152,7 +152,7 @@
         </w:numPr>
       </w:pPr>
       <w:r>
-        <w:t xml:space="preserve">Stopped reporting our own phase and started reporting the customer’s, after sitting in on calls where complete meant a form sent and a fortnight of silence.</w:t>
+        <w:t xml:space="preserve">Stopped reporting our own phase and started reporting the customer’s, after sitting in on calls where complete meant a form sent and then silence.</w:t>
       </w:r>
     </w:p>
     <w:bookmarkEnd w:id="10"/>
@@ -174,7 +174,7 @@
         </w:numPr>
       </w:pPr>
       <w:r>
-        <w:t xml:space="preserve">Ran the intake queue for a delivery group and wrote the first record it had of who had asked for what and when.</w:t>
+        <w:t xml:space="preserve">Ran the intake queue for a delivery group and wrote the first record it had of who asked for what and when.</w:t>
       </w:r>
     </w:p>
     <w:p>
@@ -186,7 +186,7 @@
         </w:numPr>
       </w:pPr>
       <w:r>
-        <w:t xml:space="preserve">Argued for a check that would block a request that had no owner, lost, and kept the warning it became until it caught something expensive.</w:t>
+        <w:t xml:space="preserve">Argued for a check that would block a request until somebody had agreed to take it, lost, and kept the warning it became until it caught something expensive.</w:t>
       </w:r>
     </w:p>
     <w:p>
